--- a/_print_az/freud-seksualligin-psixologiyasi_az.docx
+++ b/_print_az/freud-seksualligin-psixologiyasi_az.docx
@@ -709,7 +709,7 @@
     </w:p>
     <w:p>
       <w:r>
-        <w:t>Doğuş nəzəriyyəsi İnsanların çoxu, cinsi yetkinlik dövrünə qədəm qoymağa başladığı vaxtlarda, uşaqların necə yaranması ilə bağlı sualla intensiv şəkildə maraqlandığını bütün aydınlığı ilə xatırlayır. Bu dövrdə uşaqlar məsələnin anatomik həllinin müxtəlif variantlarını "tapırlar": körpələr döşlərdən doğulur, onları qarnı yarıb çıxarırlar, yaxud göbək açılıb onları bayıra buraxır. Bununla bağlı erkən uşaqlıqda aparılan araşdırmaları çox az adam xatırlayır, onlar barədə xatirələr, bəlli yaş həddində sıxışdırılaraq şüuraltına qovulmuşdur Sonradan, uşaqların oxuduğu nağıllar öyrədirdi ki, uşaq doğmaq üçün nə isə xüsusi bir şey yeyir, sonra onu bağırsaqların vasitəsi ilə arxa dəlikdən dünyaya gətirirlər. Doğuş haqqındakı bu uşaq nəzəriyyələri heyvanat aləmindəki mexanizmləri xatırladır, misal üçün, inkişafca məməlilərdən aşağıda dayanan kloakalı heyvanları göstərmək olar (kloakalı heyvanlarda, misal üçün, toyuqlarda, balıqlarda olduğu kimi, bütün ifrazat və cinsi funksiyalar, bədəndə olan yalnız bir dəliyin vasitəsi ilə gerçəkləşir - tərcüməçinin qeydi).</w:t>
+        <w:t>Doğuş nəzəriyyəsi İnsanların çoxu, cinsi yetkinlik dövrünə qədəm qoymağa başladığı vaxtlarda, uşaqların necə yaranması ilə bağlı sualla intensiv şəkildə maraqlandığını bütün aydınlığı ilə xatırlayır. Bu dövrdə uşaqlar məsələnin anatomik həllinin müxtəlif variantlarını "tapırlar": körpələr döşlərdən doğulur, onları qarnı yarıb çıxarırlar, yaxud göbək açılıb onları bayıra buraxır. Bununla bağlı erkən uşaqlıqda aparılan araşdırmaları çox az adam xatırlayır, onlar barədə xatirələr, bəlli yaş həddində sıxışdırılaraq şüuraltına qovulmuşdur. Sonradan, uşaqların oxuduğu nağıllar öyrədirdi ki, uşaq doğmaq üçün nə isə xüsusi bir şey yeyir, sonra onu bağırsaqların vasitəsi ilə arxa dəlikdən dünyaya gətirirlər. Doğuş haqqındakı bu uşaq nəzəriyyələri heyvanat aləmindəki mexanizmləri xatırladır, misal üçün, inkişafca məməlilərdən aşağıda dayanan kloakalı heyvanları göstərmək olar (kloakalı heyvanlarda, misal üçün, toyuqlarda, balıqlarda olduğu kimi, bütün ifrazat və cinsi funksiyalar, bədəndə olan yalnız bir dəliyin vasitəsi ilə gerçəkləşir - tərcüməçinin qeydi).</w:t>
       </w:r>
     </w:p>
     <w:p>
